--- a/lista/lista_t/03/03.mc_lista_ex_t_prop_log.docx
+++ b/lista/lista_t/03/03.mc_lista_ex_t_prop_log.docx
@@ -448,6 +448,7 @@
           <w:sz w:val="36"/>
           <w:szCs w:val="36"/>
         </w:rPr>
+        <w:lastRenderedPageBreak/>
         <w:t>A frase "Ligue o computador agora" pode ser classificada como uma proposição simples? Justifique brevemente sua resposta.</w:t>
       </w:r>
     </w:p>
@@ -468,7 +469,6 @@
           <w:sz w:val="36"/>
           <w:szCs w:val="36"/>
         </w:rPr>
-        <w:lastRenderedPageBreak/>
         <w:t>Exercício 4 (Matemática Computacional):</w:t>
       </w:r>
     </w:p>
@@ -815,6 +815,7 @@
           <w:sz w:val="36"/>
           <w:szCs w:val="36"/>
         </w:rPr>
+        <w:lastRenderedPageBreak/>
         <w:t>Por que essa expressão não possui valor lógico definido imediatamente?</w:t>
       </w:r>
       <w:r>
@@ -865,7 +866,6 @@
           <w:sz w:val="36"/>
           <w:szCs w:val="36"/>
         </w:rPr>
-        <w:lastRenderedPageBreak/>
         <w:t>Exercício 8 (Negação Simples):</w:t>
       </w:r>
     </w:p>
@@ -1235,16 +1235,16 @@
         <w:noProof/>
       </w:rPr>
       <w:drawing>
-        <wp:anchor distT="0" distB="0" distL="114300" distR="114300" simplePos="0" relativeHeight="251661312" behindDoc="1" locked="0" layoutInCell="1" allowOverlap="1" wp14:anchorId="6EA58956" wp14:editId="23738576">
+        <wp:anchor distT="0" distB="0" distL="114300" distR="114300" simplePos="0" relativeHeight="251661312" behindDoc="1" locked="0" layoutInCell="1" allowOverlap="1" wp14:anchorId="6EA58956" wp14:editId="169E7B03">
           <wp:simplePos x="0" y="0"/>
           <wp:positionH relativeFrom="margin">
-            <wp:posOffset>5369560</wp:posOffset>
+            <wp:align>right</wp:align>
           </wp:positionH>
           <wp:positionV relativeFrom="paragraph">
-            <wp:posOffset>-218440</wp:posOffset>
+            <wp:posOffset>7620</wp:posOffset>
           </wp:positionV>
-          <wp:extent cx="1080000" cy="1080000"/>
-          <wp:effectExtent l="0" t="0" r="6350" b="6350"/>
+          <wp:extent cx="1438275" cy="1438275"/>
+          <wp:effectExtent l="0" t="0" r="9525" b="9525"/>
           <wp:wrapNone/>
           <wp:docPr id="1536153818" name="Imagem 1536153818"/>
           <wp:cNvGraphicFramePr>
@@ -1274,7 +1274,7 @@
                 <pic:spPr bwMode="auto">
                   <a:xfrm>
                     <a:off x="0" y="0"/>
-                    <a:ext cx="1080000" cy="1080000"/>
+                    <a:ext cx="1438275" cy="1438275"/>
                   </a:xfrm>
                   <a:prstGeom prst="rect">
                     <a:avLst/>
@@ -1356,6 +1356,32 @@
         <w:szCs w:val="28"/>
       </w:rPr>
       <w:t>Aplicada</w:t>
+    </w:r>
+  </w:p>
+  <w:p>
+    <w:pPr>
+      <w:tabs>
+        <w:tab w:val="left" w:pos="708"/>
+        <w:tab w:val="left" w:pos="1416"/>
+        <w:tab w:val="left" w:pos="2124"/>
+        <w:tab w:val="left" w:pos="2832"/>
+        <w:tab w:val="left" w:pos="3540"/>
+        <w:tab w:val="left" w:pos="4248"/>
+        <w:tab w:val="left" w:pos="9060"/>
+      </w:tabs>
+      <w:rPr>
+        <w:rFonts w:ascii="JetBrains Mono" w:hAnsi="JetBrains Mono" w:cs="JetBrains Mono"/>
+        <w:sz w:val="28"/>
+        <w:szCs w:val="28"/>
+      </w:rPr>
+    </w:pPr>
+    <w:r>
+      <w:rPr>
+        <w:rFonts w:ascii="JetBrains Mono" w:hAnsi="JetBrains Mono" w:cs="JetBrains Mono"/>
+        <w:sz w:val="28"/>
+        <w:szCs w:val="28"/>
+      </w:rPr>
+      <w:t>Logica Computacional</w:t>
     </w:r>
     <w:r>
       <w:rPr>
@@ -4000,6 +4026,7 @@
   <w:style w:type="character" w:default="1" w:styleId="Fontepargpadro">
     <w:name w:val="Default Paragraph Font"/>
     <w:uiPriority w:val="1"/>
+    <w:semiHidden/>
     <w:unhideWhenUsed/>
   </w:style>
   <w:style w:type="table" w:default="1" w:styleId="Tabelanormal">
